--- a/hin/docx/022.content.docx
+++ b/hin/docx/022.content.docx
@@ -19,7 +19,7 @@
         <w:rPr>
           <w:lang w:val="hi_IN" w:bidi="hi_IN"/>
         </w:rPr>
-        <w:t>Resource: Study Notes - Profiles (Tyndale)</w:t>
+        <w:t>Resource: Tyndale Open Study Notes</w:t>
       </w:r>
       <w:r>
         <w:rPr>
@@ -112,7 +112,7 @@
         <w:rPr>
           <w:lang w:val="hi_IN" w:bidi="hi_IN"/>
         </w:rPr>
-        <w:t>Study Notes - Profiles (Tyndale)</w:t>
+        <w:t>Tyndale Open Study Notes</w:t>
       </w:r>
     </w:p>
     <w:p>
@@ -150,26 +150,6 @@
           <w:lang w:val="hi_IN" w:bidi="hi_IN"/>
         </w:rPr>
         <w:t>ल</w:t>
-      </w:r>
-      <w:r>
-        <w:rPr>
-          <w:lang w:val="hi_IN" w:bidi="hi_IN"/>
-        </w:rPr>
-      </w:r>
-    </w:p>
-    <w:p>
-      <w:pPr/>
-      <w:r>
-        <w:rPr>
-          <w:lang w:val="hi_IN" w:bidi="hi_IN"/>
-        </w:rPr>
-      </w:r>
-      <w:r>
-        <w:rPr>
-          <w:i/>
-          <w:lang w:val="hi_IN" w:bidi="hi_IN"/>
-        </w:rPr>
-        <w:t>लिआ, लूका, लूत</w:t>
       </w:r>
       <w:r>
         <w:rPr>
